--- a/resume/resume.pdf.docx
+++ b/resume/resume.pdf.docx
@@ -47,30 +47,7 @@
         <w:jc w:val="center"/>
       </w:pPr>
       <w:r>
-        <w:t xml:space="preserve">Valley Homes </w:t>
-      </w:r>
-      <w:proofErr w:type="spellStart"/>
-      <w:r>
-        <w:t>Patul</w:t>
-      </w:r>
-      <w:proofErr w:type="spellEnd"/>
-      <w:r>
-        <w:t xml:space="preserve"> Santiago </w:t>
-      </w:r>
-      <w:proofErr w:type="gramStart"/>
-      <w:r>
-        <w:t>City  |</w:t>
-      </w:r>
-      <w:proofErr w:type="gramEnd"/>
-      <w:r>
-        <w:t/>
-      </w:r>
-      <w:r>
-        <w:t/>
-      </w:r>
-      <w:proofErr w:type="gramStart"/>
-      <w:r>
-        <w:t xml:space="preserve">|  </w:t>
+        <w:t xml:space="preserve">Valley Homes Patul Santiago City  ||  </w:t>
       </w:r>
       <w:r>
         <w:t>romaricobi</w:t>
@@ -79,11 +56,7 @@
         <w:t>ñ</w:t>
       </w:r>
       <w:r>
-        <w:t>as</w:t>
-      </w:r>
-      <w:proofErr w:type="gramEnd"/>
-      <w:r>
-        <w:t>@gmail.com</w:t>
+        <w:t>as@gmail.com</w:t>
       </w:r>
     </w:p>
     <w:p>
@@ -103,15 +76,7 @@
         <w:spacing w:after="80"/>
       </w:pPr>
       <w:r>
-        <w:t xml:space="preserve">Information technology student seeking an entry-level software development position. Experienced in creating academic projects involving business systems, user management, data handling, and object-oriented programming. Interested in contributing practical development skills to </w:t>
-      </w:r>
-      <w:proofErr w:type="spellStart"/>
-      <w:r>
-        <w:t>ProfDev</w:t>
-      </w:r>
-      <w:proofErr w:type="spellEnd"/>
-      <w:r>
-        <w:t xml:space="preserve"> Inc.</w:t>
+        <w:t>Information technology student seeking an entry-level software development position. Experienced in creating academic projects involving business systems, user management, data handling, and object-oriented programming. Interested in contributing practical development skills to ProfDev Inc.</w:t>
       </w:r>
     </w:p>
     <w:p>
@@ -162,13 +127,7 @@
         <w:rPr>
           <w:bCs/>
         </w:rPr>
-        <w:t>[</w:t>
-      </w:r>
-      <w:r>
-        <w:rPr>
-          <w:bCs/>
-        </w:rPr>
-        <w:t>Santiago City National Highschool] [2023]</w:t>
+        <w:t>Santiago City National Highschool 2023</w:t>
       </w:r>
     </w:p>
     <w:p>
@@ -208,7 +167,7 @@
         <w:rPr>
           <w:bCs/>
         </w:rPr>
-        <w:t>[Santiago City National High School] [2020]</w:t>
+        <w:t>Santiago City National High School 2020</w:t>
       </w:r>
     </w:p>
     <w:p>
@@ -242,7 +201,7 @@
         <w:rPr>
           <w:bCs/>
         </w:rPr>
-        <w:t>[Northeastern College]</w:t>
+        <w:t>Northeastern College</w:t>
       </w:r>
     </w:p>
     <w:p>
